--- a/Modelamiento de Datos para la solicitud de automatización.docx
+++ b/Modelamiento de Datos para la solicitud de automatización.docx
@@ -414,13 +414,7 @@
         <w:rPr>
           <w:b/>
         </w:rPr>
-        <w:t>IID</w:t>
-      </w:r>
-      <w:r>
-        <w:rPr>
-          <w:b/>
-        </w:rPr>
-        <w:t>TIPOPRODUCCION</w:t>
+        <w:t>IIDTIPOPRODUCCION</w:t>
       </w:r>
       <w:r>
         <w:t xml:space="preserve"> (INT, PK): Identificador único.</w:t>
@@ -479,7 +473,6 @@
           <w:numId w:val="5"/>
         </w:numPr>
       </w:pPr>
-      <w:bookmarkStart w:id="0" w:name="_GoBack"/>
       <w:r>
         <w:rPr>
           <w:b/>
@@ -487,11 +480,7 @@
         <w:t>IIDPROGRAMACION</w:t>
       </w:r>
       <w:r>
-        <w:t xml:space="preserve"> </w:t>
-      </w:r>
-      <w:bookmarkEnd w:id="0"/>
-      <w:r>
-        <w:t>(INT, PK): Identificador único del bloque de transmisión.</w:t>
+        <w:t xml:space="preserve"> (INT, PK): Identificador único del bloque de transmisión.</w:t>
       </w:r>
     </w:p>
     <w:p>
@@ -623,10 +612,22 @@
     <w:p/>
     <w:p>
       <w:r>
-        <w:t>F. Tabla: DISTRIBUCION</w:t>
-      </w:r>
-      <w:r>
-        <w:t>COSTOS (Contable / Financiera)</w:t>
+        <w:t xml:space="preserve">F. Tabla: </w:t>
+      </w:r>
+      <w:r>
+        <w:rPr>
+          <w:b/>
+        </w:rPr>
+        <w:t>DISTRIBUCION</w:t>
+      </w:r>
+      <w:r>
+        <w:rPr>
+          <w:b/>
+        </w:rPr>
+        <w:t>COSTOS</w:t>
+      </w:r>
+      <w:r>
+        <w:t xml:space="preserve"> (Contable / Financiera)</w:t>
       </w:r>
       <w:r>
         <w:t xml:space="preserve">: </w:t>
@@ -1546,10 +1547,19 @@
     <w:p/>
     <w:p/>
     <w:p/>
-    <w:p/>
     <w:p>
       <w:pPr>
         <w:jc w:val="center"/>
+      </w:pPr>
+    </w:p>
+    <w:p>
+      <w:pPr>
+        <w:jc w:val="center"/>
+      </w:pPr>
+    </w:p>
+    <w:p>
+      <w:pPr>
+        <w:jc w:val="center"/>
         <w:rPr>
           <w:b/>
         </w:rPr>
@@ -1558,6 +1568,7 @@
         <w:rPr>
           <w:b/>
         </w:rPr>
+        <w:lastRenderedPageBreak/>
         <w:t>Modelamiento de para la solicitud de automatización del Sistema de Costos</w:t>
       </w:r>
     </w:p>
@@ -1570,8 +1581,8 @@
         </w:rPr>
         <w:drawing>
           <wp:inline distT="0" distB="0" distL="0" distR="0" wp14:anchorId="69E64E3A" wp14:editId="026AB860">
-            <wp:extent cx="5612130" cy="5315585"/>
-            <wp:effectExtent l="0" t="0" r="7620" b="0"/>
+            <wp:extent cx="5612130" cy="5781675"/>
+            <wp:effectExtent l="0" t="0" r="7620" b="9525"/>
             <wp:docPr id="2" name="Imagen 2"/>
             <wp:cNvGraphicFramePr>
               <a:graphicFrameLocks xmlns:a="http://schemas.openxmlformats.org/drawingml/2006/main" noChangeAspect="1"/>
@@ -1592,7 +1603,7 @@
                   <pic:spPr>
                     <a:xfrm>
                       <a:off x="0" y="0"/>
-                      <a:ext cx="5612130" cy="5315585"/>
+                      <a:ext cx="5612130" cy="5781675"/>
                     </a:xfrm>
                     <a:prstGeom prst="rect">
                       <a:avLst/>
@@ -1607,6 +1618,2008 @@
     </w:p>
     <w:p/>
     <w:p/>
+    <w:p/>
+    <w:p/>
+    <w:p/>
+    <w:p/>
+    <w:p/>
+    <w:p/>
+    <w:p/>
+    <w:p>
+      <w:pPr>
+        <w:jc w:val="center"/>
+        <w:rPr>
+          <w:b/>
+        </w:rPr>
+      </w:pPr>
+      <w:r>
+        <w:rPr>
+          <w:b/>
+        </w:rPr>
+        <w:t>Modelo relacional</w:t>
+      </w:r>
+      <w:r>
+        <w:rPr>
+          <w:b/>
+        </w:rPr>
+        <w:t xml:space="preserve"> para la solicitud de automatización del Sistema de Costos</w:t>
+      </w:r>
+    </w:p>
+    <w:p/>
+    <w:p>
+      <w:r>
+        <w:drawing>
+          <wp:inline distT="0" distB="0" distL="0" distR="0" wp14:anchorId="093C9010" wp14:editId="0D202456">
+            <wp:extent cx="5612130" cy="5857875"/>
+            <wp:effectExtent l="0" t="0" r="7620" b="9525"/>
+            <wp:docPr id="3" name="Imagen 3"/>
+            <wp:cNvGraphicFramePr>
+              <a:graphicFrameLocks xmlns:a="http://schemas.openxmlformats.org/drawingml/2006/main" noChangeAspect="1"/>
+            </wp:cNvGraphicFramePr>
+            <a:graphic xmlns:a="http://schemas.openxmlformats.org/drawingml/2006/main">
+              <a:graphicData uri="http://schemas.openxmlformats.org/drawingml/2006/picture">
+                <pic:pic xmlns:pic="http://schemas.openxmlformats.org/drawingml/2006/picture">
+                  <pic:nvPicPr>
+                    <pic:cNvPr id="1" name=""/>
+                    <pic:cNvPicPr/>
+                  </pic:nvPicPr>
+                  <pic:blipFill>
+                    <a:blip r:embed="rId7"/>
+                    <a:stretch>
+                      <a:fillRect/>
+                    </a:stretch>
+                  </pic:blipFill>
+                  <pic:spPr>
+                    <a:xfrm>
+                      <a:off x="0" y="0"/>
+                      <a:ext cx="5612130" cy="5857875"/>
+                    </a:xfrm>
+                    <a:prstGeom prst="rect">
+                      <a:avLst/>
+                    </a:prstGeom>
+                  </pic:spPr>
+                </pic:pic>
+              </a:graphicData>
+            </a:graphic>
+          </wp:inline>
+        </w:drawing>
+      </w:r>
+    </w:p>
+    <w:p/>
+    <w:p/>
+    <w:p/>
+    <w:p>
+      <w:pPr>
+        <w:jc w:val="center"/>
+        <w:rPr>
+          <w:b/>
+        </w:rPr>
+      </w:pPr>
+      <w:r>
+        <w:rPr>
+          <w:b/>
+        </w:rPr>
+        <w:lastRenderedPageBreak/>
+        <w:t>Generación de codificación DDL</w:t>
+      </w:r>
+    </w:p>
+    <w:p>
+      <w:pPr>
+        <w:jc w:val="center"/>
+        <w:rPr>
+          <w:b/>
+        </w:rPr>
+      </w:pPr>
+    </w:p>
+    <w:p>
+      <w:pPr>
+        <w:spacing w:after="0" w:line="240" w:lineRule="auto"/>
+        <w:rPr>
+          <w:sz w:val="18"/>
+        </w:rPr>
+      </w:pPr>
+      <w:r>
+        <w:rPr>
+          <w:sz w:val="18"/>
+        </w:rPr>
+        <w:t xml:space="preserve">CREATE TABLE DISTRIBUCIONCOSTOS </w:t>
+      </w:r>
+    </w:p>
+    <w:p>
+      <w:pPr>
+        <w:spacing w:after="0" w:line="240" w:lineRule="auto"/>
+        <w:rPr>
+          <w:sz w:val="18"/>
+        </w:rPr>
+      </w:pPr>
+      <w:r>
+        <w:rPr>
+          <w:sz w:val="18"/>
+        </w:rPr>
+        <w:t xml:space="preserve">    ( </w:t>
+      </w:r>
+    </w:p>
+    <w:p>
+      <w:pPr>
+        <w:spacing w:after="0" w:line="240" w:lineRule="auto"/>
+        <w:rPr>
+          <w:sz w:val="18"/>
+        </w:rPr>
+      </w:pPr>
+      <w:r>
+        <w:rPr>
+          <w:sz w:val="18"/>
+        </w:rPr>
+        <w:t xml:space="preserve">     IIDCOSTO                   </w:t>
+      </w:r>
+      <w:proofErr w:type="gramStart"/>
+      <w:r>
+        <w:rPr>
+          <w:sz w:val="18"/>
+        </w:rPr>
+        <w:t>NUMBER  NOT</w:t>
+      </w:r>
+      <w:proofErr w:type="gramEnd"/>
+      <w:r>
+        <w:rPr>
+          <w:sz w:val="18"/>
+        </w:rPr>
+        <w:t xml:space="preserve"> NULL , </w:t>
+      </w:r>
+    </w:p>
+    <w:p>
+      <w:pPr>
+        <w:spacing w:after="0" w:line="240" w:lineRule="auto"/>
+        <w:rPr>
+          <w:sz w:val="18"/>
+        </w:rPr>
+      </w:pPr>
+      <w:r>
+        <w:rPr>
+          <w:sz w:val="18"/>
+        </w:rPr>
+        <w:t xml:space="preserve">     IIDPROGRAMA                </w:t>
+      </w:r>
+      <w:proofErr w:type="gramStart"/>
+      <w:r>
+        <w:rPr>
+          <w:sz w:val="18"/>
+        </w:rPr>
+        <w:t>NUMBER  NOT</w:t>
+      </w:r>
+      <w:proofErr w:type="gramEnd"/>
+      <w:r>
+        <w:rPr>
+          <w:sz w:val="18"/>
+        </w:rPr>
+        <w:t xml:space="preserve"> NULL , </w:t>
+      </w:r>
+    </w:p>
+    <w:p>
+      <w:pPr>
+        <w:spacing w:after="0" w:line="240" w:lineRule="auto"/>
+        <w:rPr>
+          <w:sz w:val="18"/>
+        </w:rPr>
+      </w:pPr>
+      <w:r>
+        <w:rPr>
+          <w:sz w:val="18"/>
+        </w:rPr>
+        <w:t xml:space="preserve">     IIDSENAL                   </w:t>
+      </w:r>
+      <w:proofErr w:type="gramStart"/>
+      <w:r>
+        <w:rPr>
+          <w:sz w:val="18"/>
+        </w:rPr>
+        <w:t>NUMBER  NOT</w:t>
+      </w:r>
+      <w:proofErr w:type="gramEnd"/>
+      <w:r>
+        <w:rPr>
+          <w:sz w:val="18"/>
+        </w:rPr>
+        <w:t xml:space="preserve"> NULL , </w:t>
+      </w:r>
+    </w:p>
+    <w:p>
+      <w:pPr>
+        <w:spacing w:after="0" w:line="240" w:lineRule="auto"/>
+        <w:rPr>
+          <w:sz w:val="18"/>
+        </w:rPr>
+      </w:pPr>
+      <w:r>
+        <w:rPr>
+          <w:sz w:val="18"/>
+        </w:rPr>
+        <w:t xml:space="preserve">     VPERIODO                   VARCHAR2 (100</w:t>
+      </w:r>
+      <w:proofErr w:type="gramStart"/>
+      <w:r>
+        <w:rPr>
+          <w:sz w:val="18"/>
+        </w:rPr>
+        <w:t>) ,</w:t>
+      </w:r>
+      <w:proofErr w:type="gramEnd"/>
+      <w:r>
+        <w:rPr>
+          <w:sz w:val="18"/>
+        </w:rPr>
+        <w:t xml:space="preserve"> </w:t>
+      </w:r>
+    </w:p>
+    <w:p>
+      <w:pPr>
+        <w:spacing w:after="0" w:line="240" w:lineRule="auto"/>
+        <w:rPr>
+          <w:sz w:val="18"/>
+        </w:rPr>
+      </w:pPr>
+      <w:r>
+        <w:rPr>
+          <w:sz w:val="18"/>
+        </w:rPr>
+        <w:t xml:space="preserve">     NMATERIALESDIRECTOS        </w:t>
+      </w:r>
+      <w:proofErr w:type="gramStart"/>
+      <w:r>
+        <w:rPr>
+          <w:sz w:val="18"/>
+        </w:rPr>
+        <w:t>NUMBER ,</w:t>
+      </w:r>
+      <w:proofErr w:type="gramEnd"/>
+      <w:r>
+        <w:rPr>
+          <w:sz w:val="18"/>
+        </w:rPr>
+        <w:t xml:space="preserve"> </w:t>
+      </w:r>
+    </w:p>
+    <w:p>
+      <w:pPr>
+        <w:spacing w:after="0" w:line="240" w:lineRule="auto"/>
+        <w:rPr>
+          <w:sz w:val="18"/>
+        </w:rPr>
+      </w:pPr>
+      <w:r>
+        <w:rPr>
+          <w:sz w:val="18"/>
+        </w:rPr>
+        <w:t xml:space="preserve">     NMATERIALESINDIRECTOS      </w:t>
+      </w:r>
+      <w:proofErr w:type="gramStart"/>
+      <w:r>
+        <w:rPr>
+          <w:sz w:val="18"/>
+        </w:rPr>
+        <w:t>NUMBER ,</w:t>
+      </w:r>
+      <w:proofErr w:type="gramEnd"/>
+      <w:r>
+        <w:rPr>
+          <w:sz w:val="18"/>
+        </w:rPr>
+        <w:t xml:space="preserve"> </w:t>
+      </w:r>
+    </w:p>
+    <w:p>
+      <w:pPr>
+        <w:spacing w:after="0" w:line="240" w:lineRule="auto"/>
+        <w:rPr>
+          <w:sz w:val="18"/>
+        </w:rPr>
+      </w:pPr>
+      <w:r>
+        <w:rPr>
+          <w:sz w:val="18"/>
+        </w:rPr>
+        <w:t xml:space="preserve">     NSERVICIOS                 </w:t>
+      </w:r>
+      <w:proofErr w:type="gramStart"/>
+      <w:r>
+        <w:rPr>
+          <w:sz w:val="18"/>
+        </w:rPr>
+        <w:t>NUMBER ,</w:t>
+      </w:r>
+      <w:proofErr w:type="gramEnd"/>
+      <w:r>
+        <w:rPr>
+          <w:sz w:val="18"/>
+        </w:rPr>
+        <w:t xml:space="preserve"> </w:t>
+      </w:r>
+    </w:p>
+    <w:p>
+      <w:pPr>
+        <w:spacing w:after="0" w:line="240" w:lineRule="auto"/>
+        <w:rPr>
+          <w:sz w:val="18"/>
+        </w:rPr>
+      </w:pPr>
+      <w:r>
+        <w:rPr>
+          <w:sz w:val="18"/>
+        </w:rPr>
+        <w:t xml:space="preserve">     NDEPRECIACIONACTIVOS       </w:t>
+      </w:r>
+      <w:proofErr w:type="gramStart"/>
+      <w:r>
+        <w:rPr>
+          <w:sz w:val="18"/>
+        </w:rPr>
+        <w:t>NUMBER ,</w:t>
+      </w:r>
+      <w:proofErr w:type="gramEnd"/>
+      <w:r>
+        <w:rPr>
+          <w:sz w:val="18"/>
+        </w:rPr>
+        <w:t xml:space="preserve"> </w:t>
+      </w:r>
+    </w:p>
+    <w:p>
+      <w:pPr>
+        <w:spacing w:after="0" w:line="240" w:lineRule="auto"/>
+        <w:rPr>
+          <w:sz w:val="18"/>
+        </w:rPr>
+      </w:pPr>
+      <w:r>
+        <w:rPr>
+          <w:sz w:val="18"/>
+        </w:rPr>
+        <w:t xml:space="preserve">     NCOSTOTOTAL                </w:t>
+      </w:r>
+      <w:proofErr w:type="gramStart"/>
+      <w:r>
+        <w:rPr>
+          <w:sz w:val="18"/>
+        </w:rPr>
+        <w:t>NUMBER ,</w:t>
+      </w:r>
+      <w:proofErr w:type="gramEnd"/>
+      <w:r>
+        <w:rPr>
+          <w:sz w:val="18"/>
+        </w:rPr>
+        <w:t xml:space="preserve"> </w:t>
+      </w:r>
+    </w:p>
+    <w:p>
+      <w:pPr>
+        <w:spacing w:after="0" w:line="240" w:lineRule="auto"/>
+        <w:rPr>
+          <w:sz w:val="18"/>
+        </w:rPr>
+      </w:pPr>
+      <w:r>
+        <w:rPr>
+          <w:sz w:val="18"/>
+        </w:rPr>
+        <w:t xml:space="preserve">     PROGRAMA_IIDPROGRAMA       </w:t>
+      </w:r>
+      <w:proofErr w:type="gramStart"/>
+      <w:r>
+        <w:rPr>
+          <w:sz w:val="18"/>
+        </w:rPr>
+        <w:t>NUMBER  NOT</w:t>
+      </w:r>
+      <w:proofErr w:type="gramEnd"/>
+      <w:r>
+        <w:rPr>
+          <w:sz w:val="18"/>
+        </w:rPr>
+        <w:t xml:space="preserve"> NULL , </w:t>
+      </w:r>
+    </w:p>
+    <w:p>
+      <w:pPr>
+        <w:spacing w:after="0" w:line="240" w:lineRule="auto"/>
+        <w:rPr>
+          <w:sz w:val="18"/>
+        </w:rPr>
+      </w:pPr>
+      <w:r>
+        <w:rPr>
+          <w:sz w:val="18"/>
+        </w:rPr>
+        <w:t xml:space="preserve">     PROGRAMA_IIDTIPOPRODUCCION </w:t>
+      </w:r>
+      <w:proofErr w:type="gramStart"/>
+      <w:r>
+        <w:rPr>
+          <w:sz w:val="18"/>
+        </w:rPr>
+        <w:t>NUMBER  NOT</w:t>
+      </w:r>
+      <w:proofErr w:type="gramEnd"/>
+      <w:r>
+        <w:rPr>
+          <w:sz w:val="18"/>
+        </w:rPr>
+        <w:t xml:space="preserve"> NULL , </w:t>
+      </w:r>
+    </w:p>
+    <w:p>
+      <w:pPr>
+        <w:spacing w:after="0" w:line="240" w:lineRule="auto"/>
+        <w:rPr>
+          <w:sz w:val="18"/>
+        </w:rPr>
+      </w:pPr>
+      <w:r>
+        <w:rPr>
+          <w:sz w:val="18"/>
+        </w:rPr>
+        <w:t xml:space="preserve">     SENAL_IIDSENAL             </w:t>
+      </w:r>
+      <w:proofErr w:type="gramStart"/>
+      <w:r>
+        <w:rPr>
+          <w:sz w:val="18"/>
+        </w:rPr>
+        <w:t>NUMBER  NOT</w:t>
+      </w:r>
+      <w:proofErr w:type="gramEnd"/>
+      <w:r>
+        <w:rPr>
+          <w:sz w:val="18"/>
+        </w:rPr>
+        <w:t xml:space="preserve"> NULL </w:t>
+      </w:r>
+    </w:p>
+    <w:p>
+      <w:pPr>
+        <w:spacing w:after="0" w:line="240" w:lineRule="auto"/>
+        <w:rPr>
+          <w:sz w:val="18"/>
+        </w:rPr>
+      </w:pPr>
+      <w:r>
+        <w:rPr>
+          <w:sz w:val="18"/>
+        </w:rPr>
+        <w:t xml:space="preserve">    ) ;</w:t>
+      </w:r>
+    </w:p>
+    <w:p>
+      <w:pPr>
+        <w:spacing w:after="0" w:line="240" w:lineRule="auto"/>
+        <w:rPr>
+          <w:sz w:val="18"/>
+        </w:rPr>
+      </w:pPr>
+    </w:p>
+    <w:p>
+      <w:pPr>
+        <w:spacing w:after="0" w:line="240" w:lineRule="auto"/>
+        <w:rPr>
+          <w:sz w:val="18"/>
+        </w:rPr>
+      </w:pPr>
+      <w:r>
+        <w:rPr>
+          <w:sz w:val="18"/>
+        </w:rPr>
+        <w:t xml:space="preserve">ALTER TABLE DISTRIBUCIONCOSTOS </w:t>
+      </w:r>
+    </w:p>
+    <w:p>
+      <w:pPr>
+        <w:spacing w:after="0" w:line="240" w:lineRule="auto"/>
+        <w:rPr>
+          <w:sz w:val="18"/>
+        </w:rPr>
+      </w:pPr>
+      <w:r>
+        <w:rPr>
+          <w:sz w:val="18"/>
+        </w:rPr>
+        <w:t xml:space="preserve">    ADD CONSTRAINT DISTRIBUCIONCOSTOS_PK PRIMARY KEY </w:t>
+      </w:r>
+      <w:proofErr w:type="gramStart"/>
+      <w:r>
+        <w:rPr>
+          <w:sz w:val="18"/>
+        </w:rPr>
+        <w:t>( IIDCOSTO</w:t>
+      </w:r>
+      <w:proofErr w:type="gramEnd"/>
+      <w:r>
+        <w:rPr>
+          <w:sz w:val="18"/>
+        </w:rPr>
+        <w:t>, IIDPROGRAMA, IIDSENAL ) ;</w:t>
+      </w:r>
+    </w:p>
+    <w:p>
+      <w:pPr>
+        <w:spacing w:after="0" w:line="240" w:lineRule="auto"/>
+        <w:rPr>
+          <w:sz w:val="18"/>
+        </w:rPr>
+      </w:pPr>
+    </w:p>
+    <w:p>
+      <w:pPr>
+        <w:spacing w:after="0" w:line="240" w:lineRule="auto"/>
+        <w:rPr>
+          <w:sz w:val="18"/>
+        </w:rPr>
+      </w:pPr>
+      <w:r>
+        <w:rPr>
+          <w:sz w:val="18"/>
+        </w:rPr>
+        <w:t xml:space="preserve">CREATE TABLE PARRILLA </w:t>
+      </w:r>
+    </w:p>
+    <w:p>
+      <w:pPr>
+        <w:spacing w:after="0" w:line="240" w:lineRule="auto"/>
+        <w:rPr>
+          <w:sz w:val="18"/>
+        </w:rPr>
+      </w:pPr>
+      <w:r>
+        <w:rPr>
+          <w:sz w:val="18"/>
+        </w:rPr>
+        <w:t xml:space="preserve">    </w:t>
+      </w:r>
+      <w:proofErr w:type="gramStart"/>
+      <w:r>
+        <w:rPr>
+          <w:sz w:val="18"/>
+        </w:rPr>
+        <w:t>( IIDPROGRAMACION</w:t>
+      </w:r>
+      <w:proofErr w:type="gramEnd"/>
+      <w:r>
+        <w:rPr>
+          <w:sz w:val="18"/>
+        </w:rPr>
+        <w:t xml:space="preserve">            NUMBER  NOT NULL , </w:t>
+      </w:r>
+    </w:p>
+    <w:p>
+      <w:pPr>
+        <w:spacing w:after="0" w:line="240" w:lineRule="auto"/>
+        <w:rPr>
+          <w:sz w:val="18"/>
+        </w:rPr>
+      </w:pPr>
+      <w:r>
+        <w:rPr>
+          <w:sz w:val="18"/>
+        </w:rPr>
+        <w:t xml:space="preserve">     IIDPROGRAMA                </w:t>
+      </w:r>
+      <w:proofErr w:type="gramStart"/>
+      <w:r>
+        <w:rPr>
+          <w:sz w:val="18"/>
+        </w:rPr>
+        <w:t>NUMBER  NOT</w:t>
+      </w:r>
+      <w:proofErr w:type="gramEnd"/>
+      <w:r>
+        <w:rPr>
+          <w:sz w:val="18"/>
+        </w:rPr>
+        <w:t xml:space="preserve"> NULL , </w:t>
+      </w:r>
+    </w:p>
+    <w:p>
+      <w:pPr>
+        <w:spacing w:after="0" w:line="240" w:lineRule="auto"/>
+        <w:rPr>
+          <w:sz w:val="18"/>
+        </w:rPr>
+      </w:pPr>
+      <w:r>
+        <w:rPr>
+          <w:sz w:val="18"/>
+        </w:rPr>
+        <w:t xml:space="preserve">     SENAL_IIDSENAL             </w:t>
+      </w:r>
+      <w:proofErr w:type="gramStart"/>
+      <w:r>
+        <w:rPr>
+          <w:sz w:val="18"/>
+        </w:rPr>
+        <w:t>NUMBER  NOT</w:t>
+      </w:r>
+      <w:proofErr w:type="gramEnd"/>
+      <w:r>
+        <w:rPr>
+          <w:sz w:val="18"/>
+        </w:rPr>
+        <w:t xml:space="preserve"> NULL , </w:t>
+      </w:r>
+    </w:p>
+    <w:p>
+      <w:pPr>
+        <w:spacing w:after="0" w:line="240" w:lineRule="auto"/>
+        <w:rPr>
+          <w:sz w:val="18"/>
+        </w:rPr>
+      </w:pPr>
+      <w:r>
+        <w:rPr>
+          <w:sz w:val="18"/>
+        </w:rPr>
+        <w:t xml:space="preserve">     TIPOEMISION_IIDTIPOEMISION </w:t>
+      </w:r>
+      <w:proofErr w:type="gramStart"/>
+      <w:r>
+        <w:rPr>
+          <w:sz w:val="18"/>
+        </w:rPr>
+        <w:t>NUMBER  NOT</w:t>
+      </w:r>
+      <w:proofErr w:type="gramEnd"/>
+      <w:r>
+        <w:rPr>
+          <w:sz w:val="18"/>
+        </w:rPr>
+        <w:t xml:space="preserve"> NULL , </w:t>
+      </w:r>
+    </w:p>
+    <w:p>
+      <w:pPr>
+        <w:spacing w:after="0" w:line="240" w:lineRule="auto"/>
+        <w:rPr>
+          <w:sz w:val="18"/>
+        </w:rPr>
+      </w:pPr>
+      <w:r>
+        <w:rPr>
+          <w:sz w:val="18"/>
+        </w:rPr>
+        <w:t xml:space="preserve">     DFECHA                     TIMESTAMP WITH TIME </w:t>
+      </w:r>
+      <w:proofErr w:type="gramStart"/>
+      <w:r>
+        <w:rPr>
+          <w:sz w:val="18"/>
+        </w:rPr>
+        <w:t>ZONE  NOT</w:t>
+      </w:r>
+      <w:proofErr w:type="gramEnd"/>
+      <w:r>
+        <w:rPr>
+          <w:sz w:val="18"/>
+        </w:rPr>
+        <w:t xml:space="preserve"> NULL , </w:t>
+      </w:r>
+    </w:p>
+    <w:p>
+      <w:pPr>
+        <w:spacing w:after="0" w:line="240" w:lineRule="auto"/>
+        <w:rPr>
+          <w:sz w:val="18"/>
+        </w:rPr>
+      </w:pPr>
+      <w:r>
+        <w:rPr>
+          <w:sz w:val="18"/>
+        </w:rPr>
+        <w:t xml:space="preserve">     DDIASEMANA                 TIMESTAMP WITH TIME </w:t>
+      </w:r>
+      <w:proofErr w:type="gramStart"/>
+      <w:r>
+        <w:rPr>
+          <w:sz w:val="18"/>
+        </w:rPr>
+        <w:t>ZONE  NOT</w:t>
+      </w:r>
+      <w:proofErr w:type="gramEnd"/>
+      <w:r>
+        <w:rPr>
+          <w:sz w:val="18"/>
+        </w:rPr>
+        <w:t xml:space="preserve"> NULL , </w:t>
+      </w:r>
+    </w:p>
+    <w:p>
+      <w:pPr>
+        <w:spacing w:after="0" w:line="240" w:lineRule="auto"/>
+        <w:rPr>
+          <w:sz w:val="18"/>
+        </w:rPr>
+      </w:pPr>
+      <w:r>
+        <w:rPr>
+          <w:sz w:val="18"/>
+        </w:rPr>
+        <w:t xml:space="preserve">     DHORAINICIO                TIMESTAMP WITH TIME </w:t>
+      </w:r>
+      <w:proofErr w:type="gramStart"/>
+      <w:r>
+        <w:rPr>
+          <w:sz w:val="18"/>
+        </w:rPr>
+        <w:t>ZONE  NOT</w:t>
+      </w:r>
+      <w:proofErr w:type="gramEnd"/>
+      <w:r>
+        <w:rPr>
+          <w:sz w:val="18"/>
+        </w:rPr>
+        <w:t xml:space="preserve"> NULL , </w:t>
+      </w:r>
+    </w:p>
+    <w:p>
+      <w:pPr>
+        <w:spacing w:after="0" w:line="240" w:lineRule="auto"/>
+        <w:rPr>
+          <w:sz w:val="18"/>
+        </w:rPr>
+      </w:pPr>
+      <w:r>
+        <w:rPr>
+          <w:sz w:val="18"/>
+        </w:rPr>
+        <w:t xml:space="preserve">     DHORAFIN                   TIMESTAMP WITH TIME </w:t>
+      </w:r>
+      <w:proofErr w:type="gramStart"/>
+      <w:r>
+        <w:rPr>
+          <w:sz w:val="18"/>
+        </w:rPr>
+        <w:t>ZONE  NOT</w:t>
+      </w:r>
+      <w:proofErr w:type="gramEnd"/>
+      <w:r>
+        <w:rPr>
+          <w:sz w:val="18"/>
+        </w:rPr>
+        <w:t xml:space="preserve"> NULL , </w:t>
+      </w:r>
+    </w:p>
+    <w:p>
+      <w:pPr>
+        <w:spacing w:after="0" w:line="240" w:lineRule="auto"/>
+        <w:rPr>
+          <w:sz w:val="18"/>
+        </w:rPr>
+      </w:pPr>
+      <w:r>
+        <w:rPr>
+          <w:sz w:val="18"/>
+        </w:rPr>
+        <w:t xml:space="preserve">     PROGRAMA_IIDPROGRAMA       </w:t>
+      </w:r>
+      <w:proofErr w:type="gramStart"/>
+      <w:r>
+        <w:rPr>
+          <w:sz w:val="18"/>
+        </w:rPr>
+        <w:t>NUMBER  NOT</w:t>
+      </w:r>
+      <w:proofErr w:type="gramEnd"/>
+      <w:r>
+        <w:rPr>
+          <w:sz w:val="18"/>
+        </w:rPr>
+        <w:t xml:space="preserve"> NULL , </w:t>
+      </w:r>
+    </w:p>
+    <w:p>
+      <w:pPr>
+        <w:spacing w:after="0" w:line="240" w:lineRule="auto"/>
+        <w:rPr>
+          <w:sz w:val="18"/>
+        </w:rPr>
+      </w:pPr>
+      <w:r>
+        <w:rPr>
+          <w:sz w:val="18"/>
+        </w:rPr>
+        <w:t xml:space="preserve">     PROGRAMA_IIDTIPOPRODUCCION </w:t>
+      </w:r>
+      <w:proofErr w:type="gramStart"/>
+      <w:r>
+        <w:rPr>
+          <w:sz w:val="18"/>
+        </w:rPr>
+        <w:t>NUMBER  NOT</w:t>
+      </w:r>
+      <w:proofErr w:type="gramEnd"/>
+      <w:r>
+        <w:rPr>
+          <w:sz w:val="18"/>
+        </w:rPr>
+        <w:t xml:space="preserve"> NULL </w:t>
+      </w:r>
+    </w:p>
+    <w:p>
+      <w:pPr>
+        <w:spacing w:after="0" w:line="240" w:lineRule="auto"/>
+        <w:rPr>
+          <w:sz w:val="18"/>
+        </w:rPr>
+      </w:pPr>
+      <w:r>
+        <w:rPr>
+          <w:sz w:val="18"/>
+        </w:rPr>
+        <w:t xml:space="preserve">    ) ;</w:t>
+      </w:r>
+    </w:p>
+    <w:p>
+      <w:pPr>
+        <w:spacing w:after="0" w:line="240" w:lineRule="auto"/>
+        <w:rPr>
+          <w:sz w:val="18"/>
+        </w:rPr>
+      </w:pPr>
+    </w:p>
+    <w:p>
+      <w:pPr>
+        <w:spacing w:after="0" w:line="240" w:lineRule="auto"/>
+        <w:rPr>
+          <w:sz w:val="18"/>
+        </w:rPr>
+      </w:pPr>
+      <w:r>
+        <w:rPr>
+          <w:sz w:val="18"/>
+        </w:rPr>
+        <w:t xml:space="preserve">ALTER TABLE PARRILLA </w:t>
+      </w:r>
+    </w:p>
+    <w:p>
+      <w:pPr>
+        <w:spacing w:after="0" w:line="240" w:lineRule="auto"/>
+        <w:rPr>
+          <w:sz w:val="18"/>
+        </w:rPr>
+      </w:pPr>
+      <w:r>
+        <w:rPr>
+          <w:sz w:val="18"/>
+        </w:rPr>
+        <w:t xml:space="preserve">    ADD CONSTRAINT PARRILLA_PK PRIMARY KEY </w:t>
+      </w:r>
+      <w:proofErr w:type="gramStart"/>
+      <w:r>
+        <w:rPr>
+          <w:sz w:val="18"/>
+        </w:rPr>
+        <w:t>( IIDPROGRAMACION</w:t>
+      </w:r>
+      <w:proofErr w:type="gramEnd"/>
+      <w:r>
+        <w:rPr>
+          <w:sz w:val="18"/>
+        </w:rPr>
+        <w:t>, IIDPROGRAMA ) ;</w:t>
+      </w:r>
+    </w:p>
+    <w:p>
+      <w:pPr>
+        <w:spacing w:after="0" w:line="240" w:lineRule="auto"/>
+        <w:rPr>
+          <w:sz w:val="18"/>
+        </w:rPr>
+      </w:pPr>
+    </w:p>
+    <w:p>
+      <w:pPr>
+        <w:spacing w:after="0" w:line="240" w:lineRule="auto"/>
+        <w:rPr>
+          <w:sz w:val="18"/>
+        </w:rPr>
+      </w:pPr>
+      <w:r>
+        <w:rPr>
+          <w:sz w:val="18"/>
+        </w:rPr>
+        <w:t xml:space="preserve">CREATE TABLE PROGRAMA </w:t>
+      </w:r>
+    </w:p>
+    <w:p>
+      <w:pPr>
+        <w:spacing w:after="0" w:line="240" w:lineRule="auto"/>
+        <w:rPr>
+          <w:sz w:val="18"/>
+        </w:rPr>
+      </w:pPr>
+      <w:r>
+        <w:rPr>
+          <w:sz w:val="18"/>
+        </w:rPr>
+        <w:t xml:space="preserve">    </w:t>
+      </w:r>
+      <w:proofErr w:type="gramStart"/>
+      <w:r>
+        <w:rPr>
+          <w:sz w:val="18"/>
+        </w:rPr>
+        <w:t>( IIDPROGRAMA</w:t>
+      </w:r>
+      <w:proofErr w:type="gramEnd"/>
+      <w:r>
+        <w:rPr>
+          <w:sz w:val="18"/>
+        </w:rPr>
+        <w:t xml:space="preserve">       NUMBER  NOT NULL , </w:t>
+      </w:r>
+    </w:p>
+    <w:p>
+      <w:pPr>
+        <w:spacing w:after="0" w:line="240" w:lineRule="auto"/>
+        <w:rPr>
+          <w:sz w:val="18"/>
+        </w:rPr>
+      </w:pPr>
+      <w:r>
+        <w:rPr>
+          <w:sz w:val="18"/>
+        </w:rPr>
+        <w:t xml:space="preserve">     INUMEROORDEN      </w:t>
+      </w:r>
+      <w:proofErr w:type="gramStart"/>
+      <w:r>
+        <w:rPr>
+          <w:sz w:val="18"/>
+        </w:rPr>
+        <w:t>NUMBER  NOT</w:t>
+      </w:r>
+      <w:proofErr w:type="gramEnd"/>
+      <w:r>
+        <w:rPr>
+          <w:sz w:val="18"/>
+        </w:rPr>
+        <w:t xml:space="preserve"> NULL , </w:t>
+      </w:r>
+    </w:p>
+    <w:p>
+      <w:pPr>
+        <w:spacing w:after="0" w:line="240" w:lineRule="auto"/>
+        <w:rPr>
+          <w:sz w:val="18"/>
+        </w:rPr>
+      </w:pPr>
+      <w:r>
+        <w:rPr>
+          <w:sz w:val="18"/>
+        </w:rPr>
+        <w:t xml:space="preserve">     VNOMBREPROGRAMA   VARCHAR2 (100</w:t>
+      </w:r>
+      <w:proofErr w:type="gramStart"/>
+      <w:r>
+        <w:rPr>
+          <w:sz w:val="18"/>
+        </w:rPr>
+        <w:t>)  NOT</w:t>
+      </w:r>
+      <w:proofErr w:type="gramEnd"/>
+      <w:r>
+        <w:rPr>
+          <w:sz w:val="18"/>
+        </w:rPr>
+        <w:t xml:space="preserve"> NULL , </w:t>
+      </w:r>
+    </w:p>
+    <w:p>
+      <w:pPr>
+        <w:spacing w:after="0" w:line="240" w:lineRule="auto"/>
+        <w:rPr>
+          <w:sz w:val="18"/>
+        </w:rPr>
+      </w:pPr>
+      <w:r>
+        <w:rPr>
+          <w:sz w:val="18"/>
+        </w:rPr>
+        <w:t xml:space="preserve">     IIDTIPOPRODUCCION </w:t>
+      </w:r>
+      <w:proofErr w:type="gramStart"/>
+      <w:r>
+        <w:rPr>
+          <w:sz w:val="18"/>
+        </w:rPr>
+        <w:t>NUMBER  NOT</w:t>
+      </w:r>
+      <w:proofErr w:type="gramEnd"/>
+      <w:r>
+        <w:rPr>
+          <w:sz w:val="18"/>
+        </w:rPr>
+        <w:t xml:space="preserve"> NULL </w:t>
+      </w:r>
+    </w:p>
+    <w:p>
+      <w:pPr>
+        <w:spacing w:after="0" w:line="240" w:lineRule="auto"/>
+        <w:rPr>
+          <w:sz w:val="18"/>
+        </w:rPr>
+      </w:pPr>
+      <w:r>
+        <w:rPr>
+          <w:sz w:val="18"/>
+        </w:rPr>
+        <w:t xml:space="preserve">    ) ;</w:t>
+      </w:r>
+    </w:p>
+    <w:p>
+      <w:pPr>
+        <w:spacing w:after="0" w:line="240" w:lineRule="auto"/>
+        <w:rPr>
+          <w:sz w:val="18"/>
+        </w:rPr>
+      </w:pPr>
+    </w:p>
+    <w:p>
+      <w:pPr>
+        <w:spacing w:after="0" w:line="240" w:lineRule="auto"/>
+        <w:rPr>
+          <w:sz w:val="18"/>
+        </w:rPr>
+      </w:pPr>
+      <w:r>
+        <w:rPr>
+          <w:sz w:val="18"/>
+        </w:rPr>
+        <w:t xml:space="preserve">ALTER TABLE PROGRAMA </w:t>
+      </w:r>
+    </w:p>
+    <w:p>
+      <w:pPr>
+        <w:spacing w:after="0" w:line="240" w:lineRule="auto"/>
+        <w:rPr>
+          <w:sz w:val="18"/>
+        </w:rPr>
+      </w:pPr>
+      <w:r>
+        <w:rPr>
+          <w:sz w:val="18"/>
+        </w:rPr>
+        <w:t xml:space="preserve">    ADD CONSTRAINT PROGRAMA_PK PRIMARY KEY </w:t>
+      </w:r>
+      <w:proofErr w:type="gramStart"/>
+      <w:r>
+        <w:rPr>
+          <w:sz w:val="18"/>
+        </w:rPr>
+        <w:t>( IIDPROGRAMA</w:t>
+      </w:r>
+      <w:proofErr w:type="gramEnd"/>
+      <w:r>
+        <w:rPr>
+          <w:sz w:val="18"/>
+        </w:rPr>
+        <w:t>, IIDTIPOPRODUCCION ) ;</w:t>
+      </w:r>
+    </w:p>
+    <w:p>
+      <w:pPr>
+        <w:spacing w:after="0" w:line="240" w:lineRule="auto"/>
+        <w:rPr>
+          <w:sz w:val="18"/>
+        </w:rPr>
+      </w:pPr>
+    </w:p>
+    <w:p>
+      <w:pPr>
+        <w:spacing w:after="0" w:line="240" w:lineRule="auto"/>
+        <w:rPr>
+          <w:sz w:val="18"/>
+        </w:rPr>
+      </w:pPr>
+      <w:r>
+        <w:rPr>
+          <w:sz w:val="18"/>
+        </w:rPr>
+        <w:t xml:space="preserve">CREATE TABLE SENAL </w:t>
+      </w:r>
+    </w:p>
+    <w:p>
+      <w:pPr>
+        <w:spacing w:after="0" w:line="240" w:lineRule="auto"/>
+        <w:rPr>
+          <w:sz w:val="18"/>
+        </w:rPr>
+      </w:pPr>
+      <w:r>
+        <w:rPr>
+          <w:sz w:val="18"/>
+        </w:rPr>
+        <w:t xml:space="preserve">    </w:t>
+      </w:r>
+      <w:proofErr w:type="gramStart"/>
+      <w:r>
+        <w:rPr>
+          <w:sz w:val="18"/>
+        </w:rPr>
+        <w:t>( IIDSENAL</w:t>
+      </w:r>
+      <w:proofErr w:type="gramEnd"/>
+      <w:r>
+        <w:rPr>
+          <w:sz w:val="18"/>
+        </w:rPr>
+        <w:t xml:space="preserve">     NUMBER  NOT NULL , </w:t>
+      </w:r>
+    </w:p>
+    <w:p>
+      <w:pPr>
+        <w:spacing w:after="0" w:line="240" w:lineRule="auto"/>
+        <w:rPr>
+          <w:sz w:val="18"/>
+        </w:rPr>
+      </w:pPr>
+      <w:r>
+        <w:rPr>
+          <w:sz w:val="18"/>
+        </w:rPr>
+        <w:t xml:space="preserve">     VCODIGOSENAL VARCHAR2 (100</w:t>
+      </w:r>
+      <w:proofErr w:type="gramStart"/>
+      <w:r>
+        <w:rPr>
+          <w:sz w:val="18"/>
+        </w:rPr>
+        <w:t>) ,</w:t>
+      </w:r>
+      <w:proofErr w:type="gramEnd"/>
+      <w:r>
+        <w:rPr>
+          <w:sz w:val="18"/>
+        </w:rPr>
+        <w:t xml:space="preserve"> </w:t>
+      </w:r>
+    </w:p>
+    <w:p>
+      <w:pPr>
+        <w:spacing w:after="0" w:line="240" w:lineRule="auto"/>
+        <w:rPr>
+          <w:sz w:val="18"/>
+        </w:rPr>
+      </w:pPr>
+      <w:r>
+        <w:rPr>
+          <w:sz w:val="18"/>
+        </w:rPr>
+        <w:t xml:space="preserve">     VFORMATO     VARCHAR2 (100</w:t>
+      </w:r>
+      <w:proofErr w:type="gramStart"/>
+      <w:r>
+        <w:rPr>
+          <w:sz w:val="18"/>
+        </w:rPr>
+        <w:t>) ,</w:t>
+      </w:r>
+      <w:proofErr w:type="gramEnd"/>
+      <w:r>
+        <w:rPr>
+          <w:sz w:val="18"/>
+        </w:rPr>
+        <w:t xml:space="preserve"> </w:t>
+      </w:r>
+    </w:p>
+    <w:p>
+      <w:pPr>
+        <w:spacing w:after="0" w:line="240" w:lineRule="auto"/>
+        <w:rPr>
+          <w:sz w:val="18"/>
+        </w:rPr>
+      </w:pPr>
+      <w:r>
+        <w:rPr>
+          <w:sz w:val="18"/>
+        </w:rPr>
+        <w:t xml:space="preserve">     VDESCRIPCION VARCHAR2 (100) </w:t>
+      </w:r>
+    </w:p>
+    <w:p>
+      <w:pPr>
+        <w:spacing w:after="0" w:line="240" w:lineRule="auto"/>
+        <w:rPr>
+          <w:sz w:val="18"/>
+        </w:rPr>
+      </w:pPr>
+      <w:r>
+        <w:rPr>
+          <w:sz w:val="18"/>
+        </w:rPr>
+        <w:t xml:space="preserve">    ) ;</w:t>
+      </w:r>
+    </w:p>
+    <w:p>
+      <w:pPr>
+        <w:spacing w:after="0" w:line="240" w:lineRule="auto"/>
+        <w:rPr>
+          <w:sz w:val="18"/>
+        </w:rPr>
+      </w:pPr>
+    </w:p>
+    <w:p>
+      <w:pPr>
+        <w:spacing w:after="0" w:line="240" w:lineRule="auto"/>
+        <w:rPr>
+          <w:sz w:val="18"/>
+        </w:rPr>
+      </w:pPr>
+      <w:r>
+        <w:rPr>
+          <w:sz w:val="18"/>
+        </w:rPr>
+        <w:t xml:space="preserve">ALTER TABLE SENAL </w:t>
+      </w:r>
+    </w:p>
+    <w:p>
+      <w:pPr>
+        <w:spacing w:after="0" w:line="240" w:lineRule="auto"/>
+        <w:rPr>
+          <w:sz w:val="18"/>
+        </w:rPr>
+      </w:pPr>
+      <w:r>
+        <w:rPr>
+          <w:sz w:val="18"/>
+        </w:rPr>
+        <w:t xml:space="preserve">    ADD CONSTRAINT SENAL_PK PRIMARY KEY </w:t>
+      </w:r>
+      <w:proofErr w:type="gramStart"/>
+      <w:r>
+        <w:rPr>
+          <w:sz w:val="18"/>
+        </w:rPr>
+        <w:t>( IIDSENAL</w:t>
+      </w:r>
+      <w:proofErr w:type="gramEnd"/>
+      <w:r>
+        <w:rPr>
+          <w:sz w:val="18"/>
+        </w:rPr>
+        <w:t xml:space="preserve"> ) ;</w:t>
+      </w:r>
+    </w:p>
+    <w:p>
+      <w:pPr>
+        <w:spacing w:after="0" w:line="240" w:lineRule="auto"/>
+        <w:rPr>
+          <w:sz w:val="18"/>
+        </w:rPr>
+      </w:pPr>
+    </w:p>
+    <w:p>
+      <w:pPr>
+        <w:spacing w:after="0" w:line="240" w:lineRule="auto"/>
+        <w:rPr>
+          <w:sz w:val="18"/>
+        </w:rPr>
+      </w:pPr>
+      <w:r>
+        <w:rPr>
+          <w:sz w:val="18"/>
+        </w:rPr>
+        <w:lastRenderedPageBreak/>
+        <w:t xml:space="preserve">CREATE TABLE TIPOEMISION </w:t>
+      </w:r>
+    </w:p>
+    <w:p>
+      <w:pPr>
+        <w:spacing w:after="0" w:line="240" w:lineRule="auto"/>
+        <w:rPr>
+          <w:sz w:val="18"/>
+        </w:rPr>
+      </w:pPr>
+      <w:r>
+        <w:rPr>
+          <w:sz w:val="18"/>
+        </w:rPr>
+        <w:t xml:space="preserve">    </w:t>
+      </w:r>
+      <w:proofErr w:type="gramStart"/>
+      <w:r>
+        <w:rPr>
+          <w:sz w:val="18"/>
+        </w:rPr>
+        <w:t>( IIDTIPOEMISION</w:t>
+      </w:r>
+      <w:proofErr w:type="gramEnd"/>
+      <w:r>
+        <w:rPr>
+          <w:sz w:val="18"/>
+        </w:rPr>
+        <w:t xml:space="preserve"> NUMBER  NOT NULL , </w:t>
+      </w:r>
+    </w:p>
+    <w:p>
+      <w:pPr>
+        <w:spacing w:after="0" w:line="240" w:lineRule="auto"/>
+        <w:rPr>
+          <w:sz w:val="18"/>
+        </w:rPr>
+      </w:pPr>
+      <w:r>
+        <w:rPr>
+          <w:sz w:val="18"/>
+        </w:rPr>
+        <w:t xml:space="preserve">     VNOMBRE        VARCHAR2 (100) </w:t>
+      </w:r>
+    </w:p>
+    <w:p>
+      <w:pPr>
+        <w:spacing w:after="0" w:line="240" w:lineRule="auto"/>
+        <w:rPr>
+          <w:sz w:val="18"/>
+        </w:rPr>
+      </w:pPr>
+      <w:r>
+        <w:rPr>
+          <w:sz w:val="18"/>
+        </w:rPr>
+        <w:t xml:space="preserve">    ) ;</w:t>
+      </w:r>
+    </w:p>
+    <w:p>
+      <w:pPr>
+        <w:spacing w:after="0" w:line="240" w:lineRule="auto"/>
+        <w:rPr>
+          <w:sz w:val="18"/>
+        </w:rPr>
+      </w:pPr>
+    </w:p>
+    <w:p>
+      <w:pPr>
+        <w:spacing w:after="0" w:line="240" w:lineRule="auto"/>
+        <w:rPr>
+          <w:sz w:val="18"/>
+        </w:rPr>
+      </w:pPr>
+      <w:r>
+        <w:rPr>
+          <w:sz w:val="18"/>
+        </w:rPr>
+        <w:t xml:space="preserve">ALTER TABLE TIPOEMISION </w:t>
+      </w:r>
+    </w:p>
+    <w:p>
+      <w:pPr>
+        <w:spacing w:after="0" w:line="240" w:lineRule="auto"/>
+        <w:rPr>
+          <w:sz w:val="18"/>
+        </w:rPr>
+      </w:pPr>
+      <w:r>
+        <w:rPr>
+          <w:sz w:val="18"/>
+        </w:rPr>
+        <w:t xml:space="preserve">    ADD CONSTRAINT TIPOEMISION_PK PRIMARY KEY </w:t>
+      </w:r>
+      <w:proofErr w:type="gramStart"/>
+      <w:r>
+        <w:rPr>
+          <w:sz w:val="18"/>
+        </w:rPr>
+        <w:t>( IIDTIPOEMISION</w:t>
+      </w:r>
+      <w:proofErr w:type="gramEnd"/>
+      <w:r>
+        <w:rPr>
+          <w:sz w:val="18"/>
+        </w:rPr>
+        <w:t xml:space="preserve"> ) ;</w:t>
+      </w:r>
+    </w:p>
+    <w:p>
+      <w:pPr>
+        <w:spacing w:after="0" w:line="240" w:lineRule="auto"/>
+        <w:rPr>
+          <w:sz w:val="18"/>
+        </w:rPr>
+      </w:pPr>
+    </w:p>
+    <w:p>
+      <w:pPr>
+        <w:spacing w:after="0" w:line="240" w:lineRule="auto"/>
+        <w:rPr>
+          <w:sz w:val="18"/>
+        </w:rPr>
+      </w:pPr>
+      <w:r>
+        <w:rPr>
+          <w:sz w:val="18"/>
+        </w:rPr>
+        <w:t xml:space="preserve">CREATE TABLE TIPOPRODUCCION </w:t>
+      </w:r>
+    </w:p>
+    <w:p>
+      <w:pPr>
+        <w:spacing w:after="0" w:line="240" w:lineRule="auto"/>
+        <w:rPr>
+          <w:sz w:val="18"/>
+        </w:rPr>
+      </w:pPr>
+      <w:r>
+        <w:rPr>
+          <w:sz w:val="18"/>
+        </w:rPr>
+        <w:t xml:space="preserve">    </w:t>
+      </w:r>
+      <w:proofErr w:type="gramStart"/>
+      <w:r>
+        <w:rPr>
+          <w:sz w:val="18"/>
+        </w:rPr>
+        <w:t>(  IIDTIPOPRODUCCION</w:t>
+      </w:r>
+      <w:proofErr w:type="gramEnd"/>
+      <w:r>
+        <w:rPr>
+          <w:sz w:val="18"/>
+        </w:rPr>
+        <w:t xml:space="preserve"> NUMBER  NOT NULL , </w:t>
+      </w:r>
+    </w:p>
+    <w:p>
+      <w:pPr>
+        <w:spacing w:after="0" w:line="240" w:lineRule="auto"/>
+        <w:rPr>
+          <w:sz w:val="18"/>
+        </w:rPr>
+      </w:pPr>
+      <w:r>
+        <w:rPr>
+          <w:sz w:val="18"/>
+        </w:rPr>
+        <w:t xml:space="preserve">     VNOMBREPRODUCCION VARCHAR2 (100</w:t>
+      </w:r>
+      <w:proofErr w:type="gramStart"/>
+      <w:r>
+        <w:rPr>
+          <w:sz w:val="18"/>
+        </w:rPr>
+        <w:t>)  NOT</w:t>
+      </w:r>
+      <w:proofErr w:type="gramEnd"/>
+      <w:r>
+        <w:rPr>
+          <w:sz w:val="18"/>
+        </w:rPr>
+        <w:t xml:space="preserve"> NULL </w:t>
+      </w:r>
+    </w:p>
+    <w:p>
+      <w:pPr>
+        <w:spacing w:after="0" w:line="240" w:lineRule="auto"/>
+        <w:rPr>
+          <w:sz w:val="18"/>
+        </w:rPr>
+      </w:pPr>
+      <w:r>
+        <w:rPr>
+          <w:sz w:val="18"/>
+        </w:rPr>
+        <w:t xml:space="preserve">    ) ;</w:t>
+      </w:r>
+    </w:p>
+    <w:p>
+      <w:pPr>
+        <w:spacing w:after="0" w:line="240" w:lineRule="auto"/>
+        <w:rPr>
+          <w:sz w:val="18"/>
+        </w:rPr>
+      </w:pPr>
+    </w:p>
+    <w:p>
+      <w:pPr>
+        <w:spacing w:after="0" w:line="240" w:lineRule="auto"/>
+        <w:rPr>
+          <w:sz w:val="18"/>
+        </w:rPr>
+      </w:pPr>
+      <w:r>
+        <w:rPr>
+          <w:sz w:val="18"/>
+        </w:rPr>
+        <w:t xml:space="preserve">ALTER TABLE TIPOPRODUCCION </w:t>
+      </w:r>
+    </w:p>
+    <w:p>
+      <w:pPr>
+        <w:spacing w:after="0" w:line="240" w:lineRule="auto"/>
+        <w:rPr>
+          <w:sz w:val="18"/>
+        </w:rPr>
+      </w:pPr>
+      <w:r>
+        <w:rPr>
+          <w:sz w:val="18"/>
+        </w:rPr>
+        <w:t xml:space="preserve">    ADD CONSTRAINT TIPOPRODUCCION_PK PRIMARY KEY </w:t>
+      </w:r>
+      <w:proofErr w:type="gramStart"/>
+      <w:r>
+        <w:rPr>
+          <w:sz w:val="18"/>
+        </w:rPr>
+        <w:t>( IIDTIPOPRODUCCION</w:t>
+      </w:r>
+      <w:proofErr w:type="gramEnd"/>
+      <w:r>
+        <w:rPr>
+          <w:sz w:val="18"/>
+        </w:rPr>
+        <w:t xml:space="preserve"> ) ;</w:t>
+      </w:r>
+    </w:p>
+    <w:p>
+      <w:pPr>
+        <w:spacing w:after="0" w:line="240" w:lineRule="auto"/>
+        <w:rPr>
+          <w:sz w:val="18"/>
+        </w:rPr>
+      </w:pPr>
+    </w:p>
+    <w:p>
+      <w:pPr>
+        <w:spacing w:after="0" w:line="240" w:lineRule="auto"/>
+        <w:rPr>
+          <w:sz w:val="18"/>
+        </w:rPr>
+      </w:pPr>
+      <w:r>
+        <w:rPr>
+          <w:sz w:val="18"/>
+        </w:rPr>
+        <w:t xml:space="preserve">ALTER TABLE DISTRIBUCIONCOSTOS </w:t>
+      </w:r>
+    </w:p>
+    <w:p>
+      <w:pPr>
+        <w:spacing w:after="0" w:line="240" w:lineRule="auto"/>
+        <w:rPr>
+          <w:sz w:val="18"/>
+        </w:rPr>
+      </w:pPr>
+      <w:r>
+        <w:rPr>
+          <w:sz w:val="18"/>
+        </w:rPr>
+        <w:t xml:space="preserve">    ADD CONSTRAINT DISTRIBUCIONCOSTOS_PROGRAMA_FK FOREIGN KEY </w:t>
+      </w:r>
+    </w:p>
+    <w:p>
+      <w:pPr>
+        <w:spacing w:after="0" w:line="240" w:lineRule="auto"/>
+        <w:rPr>
+          <w:sz w:val="18"/>
+        </w:rPr>
+      </w:pPr>
+      <w:r>
+        <w:rPr>
+          <w:sz w:val="18"/>
+        </w:rPr>
+        <w:t xml:space="preserve">    </w:t>
+      </w:r>
+      <w:proofErr w:type="gramStart"/>
+      <w:r>
+        <w:rPr>
+          <w:sz w:val="18"/>
+        </w:rPr>
+        <w:t>(  PROGRAMA</w:t>
+      </w:r>
+      <w:proofErr w:type="gramEnd"/>
+      <w:r>
+        <w:rPr>
+          <w:sz w:val="18"/>
+        </w:rPr>
+        <w:t xml:space="preserve">_IIDPROGRAMA,  PROGRAMA_IIDTIPOPRODUCCION   ) </w:t>
+      </w:r>
+    </w:p>
+    <w:p>
+      <w:pPr>
+        <w:spacing w:after="0" w:line="240" w:lineRule="auto"/>
+        <w:rPr>
+          <w:sz w:val="18"/>
+        </w:rPr>
+      </w:pPr>
+      <w:r>
+        <w:rPr>
+          <w:sz w:val="18"/>
+        </w:rPr>
+        <w:t xml:space="preserve">    REFERENCES PROGRAMA </w:t>
+      </w:r>
+      <w:proofErr w:type="gramStart"/>
+      <w:r>
+        <w:rPr>
+          <w:sz w:val="18"/>
+        </w:rPr>
+        <w:t xml:space="preserve">   (</w:t>
+      </w:r>
+      <w:proofErr w:type="gramEnd"/>
+      <w:r>
+        <w:rPr>
+          <w:sz w:val="18"/>
+        </w:rPr>
+        <w:t xml:space="preserve">      IIDPROGRAMA,     IIDTIPOPRODUCCION    ) ;</w:t>
+      </w:r>
+    </w:p>
+    <w:p>
+      <w:pPr>
+        <w:spacing w:after="0" w:line="240" w:lineRule="auto"/>
+        <w:rPr>
+          <w:sz w:val="18"/>
+        </w:rPr>
+      </w:pPr>
+    </w:p>
+    <w:p>
+      <w:pPr>
+        <w:spacing w:after="0" w:line="240" w:lineRule="auto"/>
+        <w:rPr>
+          <w:sz w:val="18"/>
+        </w:rPr>
+      </w:pPr>
+      <w:r>
+        <w:rPr>
+          <w:sz w:val="18"/>
+        </w:rPr>
+        <w:t xml:space="preserve">ALTER TABLE DISTRIBUCIONCOSTOS </w:t>
+      </w:r>
+    </w:p>
+    <w:p>
+      <w:pPr>
+        <w:spacing w:after="0" w:line="240" w:lineRule="auto"/>
+        <w:rPr>
+          <w:sz w:val="18"/>
+        </w:rPr>
+      </w:pPr>
+      <w:r>
+        <w:rPr>
+          <w:sz w:val="18"/>
+        </w:rPr>
+        <w:t xml:space="preserve">    ADD CONSTRAINT DISTRIBUCIONCOSTOS_SENAL_FK FOREIGN KEY </w:t>
+      </w:r>
+    </w:p>
+    <w:p>
+      <w:pPr>
+        <w:spacing w:after="0" w:line="240" w:lineRule="auto"/>
+        <w:rPr>
+          <w:sz w:val="18"/>
+        </w:rPr>
+      </w:pPr>
+      <w:r>
+        <w:rPr>
+          <w:sz w:val="18"/>
+        </w:rPr>
+        <w:t xml:space="preserve">    </w:t>
+      </w:r>
+      <w:proofErr w:type="gramStart"/>
+      <w:r>
+        <w:rPr>
+          <w:sz w:val="18"/>
+        </w:rPr>
+        <w:t xml:space="preserve">(  </w:t>
+      </w:r>
+      <w:proofErr w:type="gramEnd"/>
+      <w:r>
+        <w:rPr>
+          <w:sz w:val="18"/>
+        </w:rPr>
+        <w:t xml:space="preserve">    SENAL_IIDSENAL    )     REFERENCES SENAL     (      IIDSENAL    ) ;</w:t>
+      </w:r>
+    </w:p>
+    <w:p>
+      <w:pPr>
+        <w:spacing w:after="0" w:line="240" w:lineRule="auto"/>
+        <w:rPr>
+          <w:sz w:val="18"/>
+        </w:rPr>
+      </w:pPr>
+    </w:p>
+    <w:p>
+      <w:pPr>
+        <w:spacing w:after="0" w:line="240" w:lineRule="auto"/>
+        <w:rPr>
+          <w:sz w:val="18"/>
+        </w:rPr>
+      </w:pPr>
+      <w:r>
+        <w:rPr>
+          <w:sz w:val="18"/>
+        </w:rPr>
+        <w:t xml:space="preserve">ALTER TABLE PARRILLA </w:t>
+      </w:r>
+    </w:p>
+    <w:p>
+      <w:pPr>
+        <w:spacing w:after="0" w:line="240" w:lineRule="auto"/>
+        <w:rPr>
+          <w:sz w:val="18"/>
+        </w:rPr>
+      </w:pPr>
+      <w:r>
+        <w:rPr>
+          <w:sz w:val="18"/>
+        </w:rPr>
+        <w:t xml:space="preserve">    ADD CONSTRAINT PARRILLA_PROGRAMA_FK FOREIGN KEY </w:t>
+      </w:r>
+    </w:p>
+    <w:p>
+      <w:pPr>
+        <w:spacing w:after="0" w:line="240" w:lineRule="auto"/>
+        <w:rPr>
+          <w:sz w:val="18"/>
+        </w:rPr>
+      </w:pPr>
+      <w:r>
+        <w:rPr>
+          <w:sz w:val="18"/>
+        </w:rPr>
+        <w:t xml:space="preserve">    </w:t>
+      </w:r>
+      <w:proofErr w:type="gramStart"/>
+      <w:r>
+        <w:rPr>
+          <w:sz w:val="18"/>
+        </w:rPr>
+        <w:t xml:space="preserve">(  </w:t>
+      </w:r>
+      <w:proofErr w:type="gramEnd"/>
+      <w:r>
+        <w:rPr>
+          <w:sz w:val="18"/>
+        </w:rPr>
+        <w:t xml:space="preserve">    PROGRAMA_IIDPROGRAMA,     PROGRAMA_IIDTIPOPRODUCCION    ) </w:t>
+      </w:r>
+    </w:p>
+    <w:p>
+      <w:pPr>
+        <w:spacing w:after="0" w:line="240" w:lineRule="auto"/>
+        <w:rPr>
+          <w:sz w:val="18"/>
+        </w:rPr>
+      </w:pPr>
+      <w:r>
+        <w:rPr>
+          <w:sz w:val="18"/>
+        </w:rPr>
+        <w:t xml:space="preserve">    REFERENCES PROGRAMA  </w:t>
+      </w:r>
+      <w:proofErr w:type="gramStart"/>
+      <w:r>
+        <w:rPr>
+          <w:sz w:val="18"/>
+        </w:rPr>
+        <w:t xml:space="preserve">   (</w:t>
+      </w:r>
+      <w:proofErr w:type="gramEnd"/>
+      <w:r>
+        <w:rPr>
+          <w:sz w:val="18"/>
+        </w:rPr>
+        <w:t xml:space="preserve">      IIDPROGRAMA,     IIDTIPOPRODUCCION    ) ;</w:t>
+      </w:r>
+    </w:p>
+    <w:p>
+      <w:pPr>
+        <w:spacing w:after="0" w:line="240" w:lineRule="auto"/>
+        <w:rPr>
+          <w:sz w:val="18"/>
+        </w:rPr>
+      </w:pPr>
+    </w:p>
+    <w:p>
+      <w:pPr>
+        <w:spacing w:after="0" w:line="240" w:lineRule="auto"/>
+        <w:rPr>
+          <w:sz w:val="18"/>
+        </w:rPr>
+      </w:pPr>
+      <w:r>
+        <w:rPr>
+          <w:sz w:val="18"/>
+        </w:rPr>
+        <w:t xml:space="preserve">ALTER TABLE PARRILLA </w:t>
+      </w:r>
+    </w:p>
+    <w:p>
+      <w:pPr>
+        <w:spacing w:after="0" w:line="240" w:lineRule="auto"/>
+        <w:rPr>
+          <w:sz w:val="18"/>
+        </w:rPr>
+      </w:pPr>
+      <w:r>
+        <w:rPr>
+          <w:sz w:val="18"/>
+        </w:rPr>
+        <w:t xml:space="preserve">    ADD CONSTRAINT PARRILLA_SENAL_FK FOREIGN KEY </w:t>
+      </w:r>
+    </w:p>
+    <w:p>
+      <w:pPr>
+        <w:spacing w:after="0" w:line="240" w:lineRule="auto"/>
+        <w:rPr>
+          <w:sz w:val="18"/>
+        </w:rPr>
+      </w:pPr>
+      <w:r>
+        <w:rPr>
+          <w:sz w:val="18"/>
+        </w:rPr>
+        <w:t xml:space="preserve">    (      SENAL_IIDSENAL    )     REFERENCES SENAL     (      IIDSENAL    ) </w:t>
+      </w:r>
+      <w:bookmarkStart w:id="0" w:name="_GoBack"/>
+      <w:bookmarkEnd w:id="0"/>
+      <w:r>
+        <w:rPr>
+          <w:sz w:val="18"/>
+        </w:rPr>
+        <w:t>;</w:t>
+      </w:r>
+    </w:p>
+    <w:p>
+      <w:pPr>
+        <w:spacing w:after="0" w:line="240" w:lineRule="auto"/>
+        <w:rPr>
+          <w:sz w:val="18"/>
+        </w:rPr>
+      </w:pPr>
+    </w:p>
+    <w:p>
+      <w:pPr>
+        <w:spacing w:after="0" w:line="240" w:lineRule="auto"/>
+        <w:rPr>
+          <w:sz w:val="18"/>
+        </w:rPr>
+      </w:pPr>
+      <w:r>
+        <w:rPr>
+          <w:sz w:val="18"/>
+        </w:rPr>
+        <w:t xml:space="preserve">ALTER TABLE PARRILLA </w:t>
+      </w:r>
+    </w:p>
+    <w:p>
+      <w:pPr>
+        <w:spacing w:after="0" w:line="240" w:lineRule="auto"/>
+        <w:rPr>
+          <w:sz w:val="18"/>
+        </w:rPr>
+      </w:pPr>
+      <w:r>
+        <w:rPr>
+          <w:sz w:val="18"/>
+        </w:rPr>
+        <w:t xml:space="preserve">    ADD CONSTRAINT PARRILLA_TIPOEMISION_FK FOREIGN KEY </w:t>
+      </w:r>
+    </w:p>
+    <w:p>
+      <w:pPr>
+        <w:spacing w:after="0" w:line="240" w:lineRule="auto"/>
+        <w:rPr>
+          <w:sz w:val="18"/>
+        </w:rPr>
+      </w:pPr>
+      <w:r>
+        <w:rPr>
+          <w:sz w:val="18"/>
+        </w:rPr>
+        <w:t xml:space="preserve">    ( </w:t>
+      </w:r>
+    </w:p>
+    <w:p>
+      <w:pPr>
+        <w:spacing w:after="0" w:line="240" w:lineRule="auto"/>
+        <w:rPr>
+          <w:sz w:val="18"/>
+        </w:rPr>
+      </w:pPr>
+      <w:r>
+        <w:rPr>
+          <w:sz w:val="18"/>
+        </w:rPr>
+        <w:t xml:space="preserve">     TIPOEMISION_IIDTIPOEMISION</w:t>
+      </w:r>
+    </w:p>
+    <w:p>
+      <w:pPr>
+        <w:spacing w:after="0" w:line="240" w:lineRule="auto"/>
+        <w:rPr>
+          <w:sz w:val="18"/>
+        </w:rPr>
+      </w:pPr>
+      <w:r>
+        <w:rPr>
+          <w:sz w:val="18"/>
+        </w:rPr>
+        <w:t xml:space="preserve">    ) </w:t>
+      </w:r>
+    </w:p>
+    <w:p>
+      <w:pPr>
+        <w:spacing w:after="0" w:line="240" w:lineRule="auto"/>
+        <w:rPr>
+          <w:sz w:val="18"/>
+        </w:rPr>
+      </w:pPr>
+      <w:r>
+        <w:rPr>
+          <w:sz w:val="18"/>
+        </w:rPr>
+        <w:t xml:space="preserve">    REFERENCES TIPOEMISION </w:t>
+      </w:r>
+    </w:p>
+    <w:p>
+      <w:pPr>
+        <w:spacing w:after="0" w:line="240" w:lineRule="auto"/>
+        <w:rPr>
+          <w:sz w:val="18"/>
+        </w:rPr>
+      </w:pPr>
+      <w:r>
+        <w:rPr>
+          <w:sz w:val="18"/>
+        </w:rPr>
+        <w:t xml:space="preserve">    ( </w:t>
+      </w:r>
+    </w:p>
+    <w:p>
+      <w:pPr>
+        <w:spacing w:after="0" w:line="240" w:lineRule="auto"/>
+        <w:rPr>
+          <w:sz w:val="18"/>
+        </w:rPr>
+      </w:pPr>
+      <w:r>
+        <w:rPr>
+          <w:sz w:val="18"/>
+        </w:rPr>
+        <w:t xml:space="preserve">     IIDTIPOEMISION</w:t>
+      </w:r>
+    </w:p>
+    <w:p>
+      <w:pPr>
+        <w:spacing w:after="0" w:line="240" w:lineRule="auto"/>
+        <w:rPr>
+          <w:sz w:val="18"/>
+        </w:rPr>
+      </w:pPr>
+      <w:r>
+        <w:rPr>
+          <w:sz w:val="18"/>
+        </w:rPr>
+        <w:t xml:space="preserve">    ) </w:t>
+      </w:r>
+    </w:p>
+    <w:p>
+      <w:pPr>
+        <w:spacing w:after="0" w:line="240" w:lineRule="auto"/>
+        <w:rPr>
+          <w:sz w:val="18"/>
+        </w:rPr>
+      </w:pPr>
+      <w:r>
+        <w:rPr>
+          <w:sz w:val="18"/>
+        </w:rPr>
+        <w:t>;</w:t>
+      </w:r>
+    </w:p>
+    <w:p>
+      <w:pPr>
+        <w:spacing w:after="0" w:line="240" w:lineRule="auto"/>
+        <w:rPr>
+          <w:sz w:val="18"/>
+        </w:rPr>
+      </w:pPr>
+    </w:p>
     <w:sectPr>
       <w:pgSz w:w="12240" w:h="15840"/>
       <w:pgMar w:top="1417" w:right="1701" w:bottom="1417" w:left="1701" w:header="708" w:footer="708" w:gutter="0"/>
